--- a/environment/seed/sources/Shared/Finance/Tax/2026 working/tax provision review notes - 7.4 NB.docx
+++ b/environment/seed/sources/Shared/Finance/Tax/2026 working/tax provision review notes - 7.4 NB.docx
@@ -24,7 +24,7 @@
         <w:jc w:val="center"/>
       </w:pPr>
       <w:r>
-        <w:t>Alder Ridge Mechanical • Review through July 5, 2026 • Internal working paper</w:t>
+        <w:t>Alder Ridge Mechanical • Review through July 5, 2026</w:t>
       </w:r>
     </w:p>
     <w:p>
@@ -1462,7 +1462,7 @@
         <w:color w:val="5F6368"/>
         <w:sz w:val="16"/>
       </w:rPr>
-      <w:t xml:space="preserve">Internal finance working paper | Page </w:t>
+      <w:t xml:space="preserve">Page </w:t>
     </w:r>
     <w:r>
       <w:rPr>
